--- a/publication_paper_v5/ZSTP_Item6_Answer.docx
+++ b/publication_paper_v5/ZSTP_Item6_Answer.docx
@@ -100,7 +100,7 @@
           <w:left w:w="10" w:type="dxa"/>
           <w:right w:w="10" w:type="dxa"/>
         </w:tblCellMar>
-        <w:tblLook w:val="0000" w:firstRow="0" w:lastRow="0" w:firstColumn="0" w:lastColumn="0" w:noHBand="0" w:noVBand="0"/>
+        <w:tblLook w:val="04A0" w:firstRow="1" w:lastRow="0" w:firstColumn="1" w:lastColumn="0" w:noHBand="0" w:noVBand="1"/>
       </w:tblPr>
       <w:tblGrid>
         <w:gridCol w:w="2693"/>
@@ -530,7 +530,7 @@
           <w:left w:w="10" w:type="dxa"/>
           <w:right w:w="10" w:type="dxa"/>
         </w:tblCellMar>
-        <w:tblLook w:val="0000" w:firstRow="0" w:lastRow="0" w:firstColumn="0" w:lastColumn="0" w:noHBand="0" w:noVBand="0"/>
+        <w:tblLook w:val="04A0" w:firstRow="1" w:lastRow="0" w:firstColumn="1" w:lastColumn="0" w:noHBand="0" w:noVBand="1"/>
       </w:tblPr>
       <w:tblGrid>
         <w:gridCol w:w="2204"/>
@@ -1868,7 +1868,7 @@
           <w:left w:w="10" w:type="dxa"/>
           <w:right w:w="10" w:type="dxa"/>
         </w:tblCellMar>
-        <w:tblLook w:val="0000" w:firstRow="0" w:lastRow="0" w:firstColumn="0" w:lastColumn="0" w:noHBand="0" w:noVBand="0"/>
+        <w:tblLook w:val="04A0" w:firstRow="1" w:lastRow="0" w:firstColumn="1" w:lastColumn="0" w:noHBand="0" w:noVBand="1"/>
       </w:tblPr>
       <w:tblGrid>
         <w:gridCol w:w="994"/>
@@ -2686,7 +2686,7 @@
                 <w:sz w:val="15"/>
                 <w:szCs w:val="15"/>
               </w:rPr>
-              <w:t xml:space="preserve">Wagener, State &amp; </w:t>
+              <w:t xml:space="preserve">Wagener, State, Engel &amp; </w:t>
             </w:r>
             <w:proofErr w:type="spellStart"/>
             <w:r>
@@ -3488,7 +3488,7 @@
           <w:sz w:val="15"/>
           <w:szCs w:val="15"/>
         </w:rPr>
-        <w:t xml:space="preserve">Wagener, State &amp; </w:t>
+        <w:t xml:space="preserve">Wagener, State, Engel &amp; </w:t>
       </w:r>
       <w:proofErr w:type="spellStart"/>
       <w:r>
@@ -3721,10 +3721,10 @@
 <file path=word/numbering.xml><?xml version="1.0" encoding="utf-8"?>
 <w:numbering xmlns:wpc="http://schemas.microsoft.com/office/word/2010/wordprocessingCanvas" xmlns:cx="http://schemas.microsoft.com/office/drawing/2014/chartex" xmlns:cx1="http://schemas.microsoft.com/office/drawing/2015/9/8/chartex" xmlns:cx2="http://schemas.microsoft.com/office/drawing/2015/10/21/chartex" xmlns:cx3="http://schemas.microsoft.com/office/drawing/2016/5/9/chartex" xmlns:cx4="http://schemas.microsoft.com/office/drawing/2016/5/10/chartex" xmlns:cx5="http://schemas.microsoft.com/office/drawing/2016/5/11/chartex" xmlns:cx6="http://schemas.microsoft.com/office/drawing/2016/5/12/chartex" xmlns:cx7="http://schemas.microsoft.com/office/drawing/2016/5/13/chartex" xmlns:cx8="http://schemas.microsoft.com/office/drawing/2016/5/14/chartex" xmlns:mc="http://schemas.openxmlformats.org/markup-compatibility/2006" xmlns:m="http://schemas.openxmlformats.org/officeDocument/2006/math" xmlns:aink="http://schemas.microsoft.com/office/drawing/2016/ink" xmlns:am3d="http://schemas.microsoft.com/office/drawing/2017/model3d" xmlns:oel="http://schemas.microsoft.com/office/2019/extlst" xmlns:r="http://schemas.openxmlformats.org/officeDocument/2006/relationships" xmlns:wp14="http://schemas.microsoft.com/office/word/2010/wordprocessingDrawing" xmlns:wp="http://schemas.openxmlformats.org/drawingml/2006/wordprocessingDrawing" xmlns:wpg="http://schemas.microsoft.com/office/word/2010/wordprocessingGroup" xmlns:wpi="http://schemas.microsoft.com/office/word/2010/wordprocessingInk" xmlns:wps="http://schemas.microsoft.com/office/word/2010/wordprocessingShape" xmlns:o="urn:schemas-microsoft-com:office:office" xmlns:v="urn:schemas-microsoft-com:vml" xmlns:w10="urn:schemas-microsoft-com:office:word" xmlns:w="http://schemas.openxmlformats.org/wordprocessingml/2006/main" xmlns:w14="http://schemas.microsoft.com/office/word/2010/wordml" xmlns:w15="http://schemas.microsoft.com/office/word/2012/wordml" xmlns:w16cex="http://schemas.microsoft.com/office/word/2018/wordml/cex" xmlns:w16cid="http://schemas.microsoft.com/office/word/2016/wordml/cid" xmlns:w16="http://schemas.microsoft.com/office/word/2018/wordml" xmlns:w16sdtdh="http://schemas.microsoft.com/office/word/2020/wordml/sdtdatahash" xmlns:w16sdtfl="http://schemas.microsoft.com/office/word/2024/wordml/sdtformatlock" xmlns:w16se="http://schemas.microsoft.com/office/word/2015/wordml/symex" xmlns:w16du="http://schemas.microsoft.com/office/word/2023/wordml/word16du" xmlns:wne="http://schemas.microsoft.com/office/word/2006/wordml" mc:Ignorable="w14 w15 w16se w16cid w16 w16cex w16sdtdh w16sdtfl w16du wp14">
   <w:abstractNum w:abstractNumId="0" w15:restartNumberingAfterBreak="0">
-    <w:nsid w:val="1ECE7E2E"/>
+    <w:nsid w:val="198714A2"/>
     <w:multiLevelType w:val="hybridMultilevel"/>
-    <w:tmpl w:val="D8B2D060"/>
-    <w:lvl w:ilvl="0" w:tplc="72A6E5D8">
+    <w:tmpl w:val="82569888"/>
+    <w:lvl w:ilvl="0" w:tplc="1B0051D2">
       <w:start w:val="1"/>
       <w:numFmt w:val="decimal"/>
       <w:lvlText w:val="%1."/>
@@ -3733,52 +3733,106 @@
         <w:ind w:left="720" w:hanging="360"/>
       </w:pPr>
     </w:lvl>
-    <w:lvl w:ilvl="1" w:tplc="21400BBC">
+    <w:lvl w:ilvl="1" w:tplc="5292FBCC">
       <w:numFmt w:val="decimal"/>
       <w:lvlText w:val=""/>
       <w:lvlJc w:val="left"/>
     </w:lvl>
-    <w:lvl w:ilvl="2" w:tplc="7B448334">
+    <w:lvl w:ilvl="2" w:tplc="51FC8B12">
       <w:numFmt w:val="decimal"/>
       <w:lvlText w:val=""/>
       <w:lvlJc w:val="left"/>
     </w:lvl>
-    <w:lvl w:ilvl="3" w:tplc="F85ECA76">
+    <w:lvl w:ilvl="3" w:tplc="BA68A3C0">
       <w:numFmt w:val="decimal"/>
       <w:lvlText w:val=""/>
       <w:lvlJc w:val="left"/>
     </w:lvl>
-    <w:lvl w:ilvl="4" w:tplc="984E84FA">
+    <w:lvl w:ilvl="4" w:tplc="9092D4B8">
       <w:numFmt w:val="decimal"/>
       <w:lvlText w:val=""/>
       <w:lvlJc w:val="left"/>
     </w:lvl>
-    <w:lvl w:ilvl="5" w:tplc="FE6C2D70">
+    <w:lvl w:ilvl="5" w:tplc="2B887D72">
       <w:numFmt w:val="decimal"/>
       <w:lvlText w:val=""/>
       <w:lvlJc w:val="left"/>
     </w:lvl>
-    <w:lvl w:ilvl="6" w:tplc="A2844F7C">
+    <w:lvl w:ilvl="6" w:tplc="15B2A1A0">
       <w:numFmt w:val="decimal"/>
       <w:lvlText w:val=""/>
       <w:lvlJc w:val="left"/>
     </w:lvl>
-    <w:lvl w:ilvl="7" w:tplc="A6E29E1E">
+    <w:lvl w:ilvl="7" w:tplc="F3103286">
       <w:numFmt w:val="decimal"/>
       <w:lvlText w:val=""/>
       <w:lvlJc w:val="left"/>
     </w:lvl>
-    <w:lvl w:ilvl="8" w:tplc="885A4A58">
+    <w:lvl w:ilvl="8" w:tplc="9D0A23A2">
       <w:numFmt w:val="decimal"/>
       <w:lvlText w:val=""/>
       <w:lvlJc w:val="left"/>
     </w:lvl>
   </w:abstractNum>
   <w:abstractNum w:abstractNumId="1" w15:restartNumberingAfterBreak="0">
-    <w:nsid w:val="204C47A3"/>
+    <w:nsid w:val="23872EB9"/>
     <w:multiLevelType w:val="hybridMultilevel"/>
-    <w:tmpl w:val="18F25FE6"/>
-    <w:lvl w:ilvl="0" w:tplc="90E04B7A">
+    <w:tmpl w:val="783E8414"/>
+    <w:lvl w:ilvl="0" w:tplc="7EEE046C">
+      <w:start w:val="1"/>
+      <w:numFmt w:val="decimal"/>
+      <w:lvlText w:val="%1."/>
+      <w:lvlJc w:val="left"/>
+      <w:pPr>
+        <w:ind w:left="720" w:hanging="360"/>
+      </w:pPr>
+    </w:lvl>
+    <w:lvl w:ilvl="1" w:tplc="F8126F02">
+      <w:numFmt w:val="decimal"/>
+      <w:lvlText w:val=""/>
+      <w:lvlJc w:val="left"/>
+    </w:lvl>
+    <w:lvl w:ilvl="2" w:tplc="1450A046">
+      <w:numFmt w:val="decimal"/>
+      <w:lvlText w:val=""/>
+      <w:lvlJc w:val="left"/>
+    </w:lvl>
+    <w:lvl w:ilvl="3" w:tplc="410A92F2">
+      <w:numFmt w:val="decimal"/>
+      <w:lvlText w:val=""/>
+      <w:lvlJc w:val="left"/>
+    </w:lvl>
+    <w:lvl w:ilvl="4" w:tplc="C8702C82">
+      <w:numFmt w:val="decimal"/>
+      <w:lvlText w:val=""/>
+      <w:lvlJc w:val="left"/>
+    </w:lvl>
+    <w:lvl w:ilvl="5" w:tplc="00C62CD0">
+      <w:numFmt w:val="decimal"/>
+      <w:lvlText w:val=""/>
+      <w:lvlJc w:val="left"/>
+    </w:lvl>
+    <w:lvl w:ilvl="6" w:tplc="B0183DE2">
+      <w:numFmt w:val="decimal"/>
+      <w:lvlText w:val=""/>
+      <w:lvlJc w:val="left"/>
+    </w:lvl>
+    <w:lvl w:ilvl="7" w:tplc="905CB412">
+      <w:numFmt w:val="decimal"/>
+      <w:lvlText w:val=""/>
+      <w:lvlJc w:val="left"/>
+    </w:lvl>
+    <w:lvl w:ilvl="8" w:tplc="84C85F60">
+      <w:numFmt w:val="decimal"/>
+      <w:lvlText w:val=""/>
+      <w:lvlJc w:val="left"/>
+    </w:lvl>
+  </w:abstractNum>
+  <w:abstractNum w:abstractNumId="2" w15:restartNumberingAfterBreak="0">
+    <w:nsid w:val="45C96F49"/>
+    <w:multiLevelType w:val="hybridMultilevel"/>
+    <w:tmpl w:val="10DAE352"/>
+    <w:lvl w:ilvl="0" w:tplc="52CAA52E">
       <w:start w:val="1"/>
       <w:numFmt w:val="bullet"/>
       <w:lvlText w:val="●"/>
@@ -3787,7 +3841,7 @@
         <w:ind w:left="720" w:hanging="360"/>
       </w:pPr>
     </w:lvl>
-    <w:lvl w:ilvl="1" w:tplc="F3DC07CE">
+    <w:lvl w:ilvl="1" w:tplc="7B36675E">
       <w:start w:val="1"/>
       <w:numFmt w:val="bullet"/>
       <w:lvlText w:val="○"/>
@@ -3796,7 +3850,7 @@
         <w:ind w:left="1440" w:hanging="360"/>
       </w:pPr>
     </w:lvl>
-    <w:lvl w:ilvl="2" w:tplc="E8DA9A48">
+    <w:lvl w:ilvl="2" w:tplc="FA1A510A">
       <w:start w:val="1"/>
       <w:numFmt w:val="bullet"/>
       <w:lvlText w:val="■"/>
@@ -3805,7 +3859,7 @@
         <w:ind w:left="2160" w:hanging="360"/>
       </w:pPr>
     </w:lvl>
-    <w:lvl w:ilvl="3" w:tplc="5A5A8F22">
+    <w:lvl w:ilvl="3" w:tplc="42040B76">
       <w:start w:val="1"/>
       <w:numFmt w:val="bullet"/>
       <w:lvlText w:val="●"/>
@@ -3814,7 +3868,7 @@
         <w:ind w:left="2880" w:hanging="360"/>
       </w:pPr>
     </w:lvl>
-    <w:lvl w:ilvl="4" w:tplc="A142CA04">
+    <w:lvl w:ilvl="4" w:tplc="F6C20BBE">
       <w:start w:val="1"/>
       <w:numFmt w:val="bullet"/>
       <w:lvlText w:val="○"/>
@@ -3823,7 +3877,7 @@
         <w:ind w:left="3600" w:hanging="360"/>
       </w:pPr>
     </w:lvl>
-    <w:lvl w:ilvl="5" w:tplc="84E4BE4E">
+    <w:lvl w:ilvl="5" w:tplc="B35E9CA0">
       <w:start w:val="1"/>
       <w:numFmt w:val="bullet"/>
       <w:lvlText w:val="■"/>
@@ -3832,7 +3886,7 @@
         <w:ind w:left="4320" w:hanging="360"/>
       </w:pPr>
     </w:lvl>
-    <w:lvl w:ilvl="6" w:tplc="5030C5B6">
+    <w:lvl w:ilvl="6" w:tplc="4170E1D4">
       <w:start w:val="1"/>
       <w:numFmt w:val="bullet"/>
       <w:lvlText w:val="●"/>
@@ -3841,7 +3895,7 @@
         <w:ind w:left="5040" w:hanging="360"/>
       </w:pPr>
     </w:lvl>
-    <w:lvl w:ilvl="7" w:tplc="747C1D9C">
+    <w:lvl w:ilvl="7" w:tplc="063689C2">
       <w:start w:val="1"/>
       <w:numFmt w:val="bullet"/>
       <w:lvlText w:val="●"/>
@@ -3850,7 +3904,7 @@
         <w:ind w:left="5760" w:hanging="360"/>
       </w:pPr>
     </w:lvl>
-    <w:lvl w:ilvl="8" w:tplc="750CAF9A">
+    <w:lvl w:ilvl="8" w:tplc="6D52801A">
       <w:start w:val="1"/>
       <w:numFmt w:val="bullet"/>
       <w:lvlText w:val="●"/>
@@ -3860,11 +3914,65 @@
       </w:pPr>
     </w:lvl>
   </w:abstractNum>
-  <w:abstractNum w:abstractNumId="2" w15:restartNumberingAfterBreak="0">
-    <w:nsid w:val="2467364F"/>
+  <w:abstractNum w:abstractNumId="3" w15:restartNumberingAfterBreak="0">
+    <w:nsid w:val="4A13072F"/>
     <w:multiLevelType w:val="hybridMultilevel"/>
-    <w:tmpl w:val="44747EA6"/>
-    <w:lvl w:ilvl="0" w:tplc="3DEAA3B4">
+    <w:tmpl w:val="B016DCF2"/>
+    <w:lvl w:ilvl="0" w:tplc="B22CE836">
+      <w:start w:val="1"/>
+      <w:numFmt w:val="decimal"/>
+      <w:lvlText w:val="%1."/>
+      <w:lvlJc w:val="left"/>
+      <w:pPr>
+        <w:ind w:left="720" w:hanging="360"/>
+      </w:pPr>
+    </w:lvl>
+    <w:lvl w:ilvl="1" w:tplc="1924F6E0">
+      <w:numFmt w:val="decimal"/>
+      <w:lvlText w:val=""/>
+      <w:lvlJc w:val="left"/>
+    </w:lvl>
+    <w:lvl w:ilvl="2" w:tplc="A836D38C">
+      <w:numFmt w:val="decimal"/>
+      <w:lvlText w:val=""/>
+      <w:lvlJc w:val="left"/>
+    </w:lvl>
+    <w:lvl w:ilvl="3" w:tplc="2C7880A4">
+      <w:numFmt w:val="decimal"/>
+      <w:lvlText w:val=""/>
+      <w:lvlJc w:val="left"/>
+    </w:lvl>
+    <w:lvl w:ilvl="4" w:tplc="72628D72">
+      <w:numFmt w:val="decimal"/>
+      <w:lvlText w:val=""/>
+      <w:lvlJc w:val="left"/>
+    </w:lvl>
+    <w:lvl w:ilvl="5" w:tplc="F0EE7AA8">
+      <w:numFmt w:val="decimal"/>
+      <w:lvlText w:val=""/>
+      <w:lvlJc w:val="left"/>
+    </w:lvl>
+    <w:lvl w:ilvl="6" w:tplc="FF18DFBE">
+      <w:numFmt w:val="decimal"/>
+      <w:lvlText w:val=""/>
+      <w:lvlJc w:val="left"/>
+    </w:lvl>
+    <w:lvl w:ilvl="7" w:tplc="09C4019A">
+      <w:numFmt w:val="decimal"/>
+      <w:lvlText w:val=""/>
+      <w:lvlJc w:val="left"/>
+    </w:lvl>
+    <w:lvl w:ilvl="8" w:tplc="BB44D47E">
+      <w:numFmt w:val="decimal"/>
+      <w:lvlText w:val=""/>
+      <w:lvlJc w:val="left"/>
+    </w:lvl>
+  </w:abstractNum>
+  <w:abstractNum w:abstractNumId="4" w15:restartNumberingAfterBreak="0">
+    <w:nsid w:val="735F6618"/>
+    <w:multiLevelType w:val="hybridMultilevel"/>
+    <w:tmpl w:val="F53A7858"/>
+    <w:lvl w:ilvl="0" w:tplc="6C36D5DC">
       <w:start w:val="1"/>
       <w:numFmt w:val="bullet"/>
       <w:lvlText w:val="•"/>
@@ -3873,157 +3981,49 @@
         <w:ind w:left="720" w:hanging="360"/>
       </w:pPr>
     </w:lvl>
-    <w:lvl w:ilvl="1" w:tplc="A43871A8">
+    <w:lvl w:ilvl="1" w:tplc="F420387E">
       <w:numFmt w:val="decimal"/>
       <w:lvlText w:val=""/>
       <w:lvlJc w:val="left"/>
     </w:lvl>
-    <w:lvl w:ilvl="2" w:tplc="D0EEE932">
+    <w:lvl w:ilvl="2" w:tplc="92DED39A">
       <w:numFmt w:val="decimal"/>
       <w:lvlText w:val=""/>
       <w:lvlJc w:val="left"/>
     </w:lvl>
-    <w:lvl w:ilvl="3" w:tplc="E4AAD134">
+    <w:lvl w:ilvl="3" w:tplc="59127194">
       <w:numFmt w:val="decimal"/>
       <w:lvlText w:val=""/>
       <w:lvlJc w:val="left"/>
     </w:lvl>
-    <w:lvl w:ilvl="4" w:tplc="6F8CB19C">
+    <w:lvl w:ilvl="4" w:tplc="AF864A10">
       <w:numFmt w:val="decimal"/>
       <w:lvlText w:val=""/>
       <w:lvlJc w:val="left"/>
     </w:lvl>
-    <w:lvl w:ilvl="5" w:tplc="3C6C7E48">
+    <w:lvl w:ilvl="5" w:tplc="A0043690">
       <w:numFmt w:val="decimal"/>
       <w:lvlText w:val=""/>
       <w:lvlJc w:val="left"/>
     </w:lvl>
-    <w:lvl w:ilvl="6" w:tplc="ED9C24BE">
+    <w:lvl w:ilvl="6" w:tplc="924AB4E8">
       <w:numFmt w:val="decimal"/>
       <w:lvlText w:val=""/>
       <w:lvlJc w:val="left"/>
     </w:lvl>
-    <w:lvl w:ilvl="7" w:tplc="E14819E6">
+    <w:lvl w:ilvl="7" w:tplc="CAF0E5FC">
       <w:numFmt w:val="decimal"/>
       <w:lvlText w:val=""/>
       <w:lvlJc w:val="left"/>
     </w:lvl>
-    <w:lvl w:ilvl="8" w:tplc="D0FE27EA">
+    <w:lvl w:ilvl="8" w:tplc="741CE97E">
       <w:numFmt w:val="decimal"/>
       <w:lvlText w:val=""/>
       <w:lvlJc w:val="left"/>
     </w:lvl>
   </w:abstractNum>
-  <w:abstractNum w:abstractNumId="3" w15:restartNumberingAfterBreak="0">
-    <w:nsid w:val="3B421A01"/>
-    <w:multiLevelType w:val="hybridMultilevel"/>
-    <w:tmpl w:val="A1F2629E"/>
-    <w:lvl w:ilvl="0" w:tplc="D0C8438A">
-      <w:start w:val="1"/>
-      <w:numFmt w:val="decimal"/>
-      <w:lvlText w:val="%1."/>
-      <w:lvlJc w:val="left"/>
-      <w:pPr>
-        <w:ind w:left="720" w:hanging="360"/>
-      </w:pPr>
-    </w:lvl>
-    <w:lvl w:ilvl="1" w:tplc="75FA8624">
-      <w:numFmt w:val="decimal"/>
-      <w:lvlText w:val=""/>
-      <w:lvlJc w:val="left"/>
-    </w:lvl>
-    <w:lvl w:ilvl="2" w:tplc="8BE2D06E">
-      <w:numFmt w:val="decimal"/>
-      <w:lvlText w:val=""/>
-      <w:lvlJc w:val="left"/>
-    </w:lvl>
-    <w:lvl w:ilvl="3" w:tplc="B0564CFE">
-      <w:numFmt w:val="decimal"/>
-      <w:lvlText w:val=""/>
-      <w:lvlJc w:val="left"/>
-    </w:lvl>
-    <w:lvl w:ilvl="4" w:tplc="3BEACF6E">
-      <w:numFmt w:val="decimal"/>
-      <w:lvlText w:val=""/>
-      <w:lvlJc w:val="left"/>
-    </w:lvl>
-    <w:lvl w:ilvl="5" w:tplc="647A05E2">
-      <w:numFmt w:val="decimal"/>
-      <w:lvlText w:val=""/>
-      <w:lvlJc w:val="left"/>
-    </w:lvl>
-    <w:lvl w:ilvl="6" w:tplc="F45ADE42">
-      <w:numFmt w:val="decimal"/>
-      <w:lvlText w:val=""/>
-      <w:lvlJc w:val="left"/>
-    </w:lvl>
-    <w:lvl w:ilvl="7" w:tplc="3BA44D02">
-      <w:numFmt w:val="decimal"/>
-      <w:lvlText w:val=""/>
-      <w:lvlJc w:val="left"/>
-    </w:lvl>
-    <w:lvl w:ilvl="8" w:tplc="CD70E9DE">
-      <w:numFmt w:val="decimal"/>
-      <w:lvlText w:val=""/>
-      <w:lvlJc w:val="left"/>
-    </w:lvl>
-  </w:abstractNum>
-  <w:abstractNum w:abstractNumId="4" w15:restartNumberingAfterBreak="0">
-    <w:nsid w:val="5EA06343"/>
-    <w:multiLevelType w:val="hybridMultilevel"/>
-    <w:tmpl w:val="A0F20B9A"/>
-    <w:lvl w:ilvl="0" w:tplc="8B2EE6D8">
-      <w:start w:val="1"/>
-      <w:numFmt w:val="decimal"/>
-      <w:lvlText w:val="%1."/>
-      <w:lvlJc w:val="left"/>
-      <w:pPr>
-        <w:ind w:left="720" w:hanging="360"/>
-      </w:pPr>
-    </w:lvl>
-    <w:lvl w:ilvl="1" w:tplc="9BBE6D38">
-      <w:numFmt w:val="decimal"/>
-      <w:lvlText w:val=""/>
-      <w:lvlJc w:val="left"/>
-    </w:lvl>
-    <w:lvl w:ilvl="2" w:tplc="7A882B82">
-      <w:numFmt w:val="decimal"/>
-      <w:lvlText w:val=""/>
-      <w:lvlJc w:val="left"/>
-    </w:lvl>
-    <w:lvl w:ilvl="3" w:tplc="70AE4066">
-      <w:numFmt w:val="decimal"/>
-      <w:lvlText w:val=""/>
-      <w:lvlJc w:val="left"/>
-    </w:lvl>
-    <w:lvl w:ilvl="4" w:tplc="E8BC3806">
-      <w:numFmt w:val="decimal"/>
-      <w:lvlText w:val=""/>
-      <w:lvlJc w:val="left"/>
-    </w:lvl>
-    <w:lvl w:ilvl="5" w:tplc="8BAA7B1C">
-      <w:numFmt w:val="decimal"/>
-      <w:lvlText w:val=""/>
-      <w:lvlJc w:val="left"/>
-    </w:lvl>
-    <w:lvl w:ilvl="6" w:tplc="76AC0ABA">
-      <w:numFmt w:val="decimal"/>
-      <w:lvlText w:val=""/>
-      <w:lvlJc w:val="left"/>
-    </w:lvl>
-    <w:lvl w:ilvl="7" w:tplc="D67006A2">
-      <w:numFmt w:val="decimal"/>
-      <w:lvlText w:val=""/>
-      <w:lvlJc w:val="left"/>
-    </w:lvl>
-    <w:lvl w:ilvl="8" w:tplc="E31C5B4E">
-      <w:numFmt w:val="decimal"/>
-      <w:lvlText w:val=""/>
-      <w:lvlJc w:val="left"/>
-    </w:lvl>
-  </w:abstractNum>
-  <w:num w:numId="1" w16cid:durableId="521864329">
-    <w:abstractNumId w:val="1"/>
+  <w:num w:numId="1" w16cid:durableId="558328075">
+    <w:abstractNumId w:val="2"/>
     <w:lvlOverride w:ilvl="0">
       <w:startOverride w:val="1"/>
     </w:lvlOverride>
